--- a/04_Manuscripts/submission_package_phrp/STROBE_checklist_PHRP.docx
+++ b/04_Manuscripts/submission_package_phrp/STROBE_checklist_PHRP.docx
@@ -22,7 +22,7 @@
           <w:rFonts w:ascii="Times New Roman" w:hAnsi="Times New Roman"/>
           <w:sz w:val="20"/>
         </w:rPr>
-        <w:t>Manuscript: Association between Cold Month Exposure and Cardiovascular Disease Prescription Rate: A Nationwide Ecological Study in Japan</w:t>
+        <w:t>Manuscript: Climate-Sensitive Cardiovascular Pharmaceutical Demand: Nationwide Ecological Evidence from Japan</w:t>
       </w:r>
     </w:p>
     <w:p>
